--- a/Tailored_CVs/Shinoy_SUPERP_Manager_Quality_Assurance.docx
+++ b/Tailored_CVs/Shinoy_SUPERP_Manager_Quality_Assurance.docx
@@ -70,7 +70,7 @@
           <w:b w:val="0"/>
           <w:sz w:val="19"/>
         </w:rPr>
-        <w:t>I am a QA Automation Engineer with over 8 years of experience building scalable test frameworks and leading testing processes for financial clients. My background covers setting up test strategies, managing automation with Java and Playwright, and working closely with product owners and stakeholders. I am ISTQB certified and currently preparing for my PSPO certification to strengthen my product leadership skills.</w:t>
+        <w:t>I am a QA automation engineer with over eight years of experience building scalable testing frameworks and guiding agile teams. My background includes designing comprehensive test strategies, managing CI/CD pipelines, and collaborating closely with stakeholders. I am currently preparing for my PSPO certification and look forward to bringing my technical expertise to SUPERP.</w:t>
       </w:r>
     </w:p>
     <w:p>
@@ -288,7 +288,7 @@
           <w:b w:val="0"/>
           <w:sz w:val="18"/>
         </w:rPr>
-        <w:t>▸ Developed and implemented integral test strategies and automation frameworks for financial and banking applications.</w:t>
+        <w:t>▸ Developed and implemented robust automation frameworks using Java Selenium and TypeScript Playwright to support complex microservices architectures.</w:t>
       </w:r>
     </w:p>
     <w:p>
@@ -301,7 +301,7 @@
           <w:b w:val="0"/>
           <w:sz w:val="18"/>
         </w:rPr>
-        <w:t>▸ Managed crossfunctional test activities and coordinated release objectives with SRE teams to reduce defect leakage.</w:t>
+        <w:t>▸ Managed stakeholder relationships and hosted planning sessions with product owners to translate business requirements into clear testing strategies.</w:t>
       </w:r>
     </w:p>
     <w:p>
@@ -314,7 +314,7 @@
           <w:b w:val="0"/>
           <w:sz w:val="18"/>
         </w:rPr>
-        <w:t>▸ Advised stakeholders on quality assurance practices, test maturity, and process improvements across agile projects.</w:t>
+        <w:t>▸ Created CI/CD pipelines using Jenkins, AWS, and Terraform to ensure smooth test execution and reliable deployments.</w:t>
       </w:r>
     </w:p>
     <w:p>
@@ -327,7 +327,7 @@
           <w:b w:val="0"/>
           <w:sz w:val="18"/>
         </w:rPr>
-        <w:t>▸ Streamlined test generation scripts and deployment processes using Gemini Code Assist to improve team efficiency.</w:t>
+        <w:t>▸ Streamlined test generation and deployment scripts by utilizing Gemini Code Assist to improve overall efficiency.</w:t>
       </w:r>
     </w:p>
     <w:p>

--- a/Tailored_CVs/Shinoy_SUPERP_Manager_Quality_Assurance.docx
+++ b/Tailored_CVs/Shinoy_SUPERP_Manager_Quality_Assurance.docx
@@ -70,7 +70,7 @@
           <w:b w:val="0"/>
           <w:sz w:val="19"/>
         </w:rPr>
-        <w:t>I am a QA automation engineer with over eight years of experience building scalable testing frameworks and guiding agile teams. My background includes designing comprehensive test strategies, managing CI/CD pipelines, and collaborating closely with stakeholders. I am currently preparing for my PSPO certification and look forward to bringing my technical expertise to SUPERP.</w:t>
+        <w:t>I have over 8 years of experience as a QA professional, focusing on building test strategies, leading test teams, and improving testing processes for financial clients. I specialize in setting up scalable automation frameworks using Java Selenium and Playwright, alongside managing CI/CD pipelines and stakeholder communication. I am currently preparing for my PSPO certification to better bridge the gap between business needs and technical testing strategies.</w:t>
       </w:r>
     </w:p>
     <w:p>
@@ -288,7 +288,7 @@
           <w:b w:val="0"/>
           <w:sz w:val="18"/>
         </w:rPr>
-        <w:t>▸ Developed and implemented robust automation frameworks using Java Selenium and TypeScript Playwright to support complex microservices architectures.</w:t>
+        <w:t>▸ Developed and implemented integrale test strategies for complex microservices architecture, boosting framework execution efficiency by 20%.</w:t>
       </w:r>
     </w:p>
     <w:p>
@@ -301,7 +301,7 @@
           <w:b w:val="0"/>
           <w:sz w:val="18"/>
         </w:rPr>
-        <w:t>▸ Managed stakeholder relationships and hosted planning sessions with product owners to translate business requirements into clear testing strategies.</w:t>
+        <w:t>▸ Led crossfunctional coordination and hosted SRE alignment sessions to clarify release objectives, reduce defect leakage, and guide QA processes.</w:t>
       </w:r>
     </w:p>
     <w:p>
@@ -314,7 +314,7 @@
           <w:b w:val="0"/>
           <w:sz w:val="18"/>
         </w:rPr>
-        <w:t>▸ Created CI/CD pipelines using Jenkins, AWS, and Terraform to ensure smooth test execution and reliable deployments.</w:t>
+        <w:t>▸ Managed test automation initiatives by migrating Selenium frameworks to Playwright TypeScript and setting up CI/CD test regression builds in Jenkins.</w:t>
       </w:r>
     </w:p>
     <w:p>
@@ -327,7 +327,7 @@
           <w:b w:val="0"/>
           <w:sz w:val="18"/>
         </w:rPr>
-        <w:t>▸ Streamlined test generation and deployment scripts by utilizing Gemini Code Assist to improve overall efficiency.</w:t>
+        <w:t>▸ Streamlined test generation and deployment scripts by integrating Gemini Code Assist to speed up delivery workflows.</w:t>
       </w:r>
     </w:p>
     <w:p>
